--- a/apps/api/src/data/preparation-docs/semana3-sanacion-y-perdon.docx
+++ b/apps/api/src/data/preparation-docs/semana3-sanacion-y-perdon.docx
@@ -3484,7 +3484,7 @@
         <w:sz w:val="32"/>
         <w:lang w:val="es-MX"/>
       </w:rPr>
-      <w:t xml:space="preserve">Emaús </w:t>
+      <w:t xml:space="preserve">Emaús</w:t>
     </w:r>
     <w:r>
       <w:rPr>
@@ -3492,7 +3492,7 @@
         <w:sz w:val="32"/>
         <w:lang w:val="es-MX"/>
       </w:rPr>
-      <w:t>Polanco III</w:t>
+      <w:t/>
     </w:r>
   </w:p>
 </w:ftr>
@@ -3667,7 +3667,7 @@
                               <w:szCs w:val="16"/>
                               <w:lang w:val="es-MX"/>
                             </w:rPr>
-                            <w:t xml:space="preserve">  </w:t>
+                            <w:t xml:space="preserve"/>
                           </w:r>
                           <w:r>
                             <w:rPr>
@@ -3678,7 +3678,7 @@
                               <w:szCs w:val="16"/>
                               <w:lang w:val="es-MX"/>
                             </w:rPr>
-                            <w:t xml:space="preserve">       </w:t>
+                            <w:t xml:space="preserve"/>
                           </w:r>
                           <w:r>
                             <w:rPr>
@@ -3689,7 +3689,7 @@
                               <w:szCs w:val="16"/>
                               <w:lang w:val="es-MX"/>
                             </w:rPr>
-                            <w:t xml:space="preserve"> </w:t>
+                            <w:t xml:space="preserve"/>
                           </w:r>
                           <w:r>
                             <w:rPr>
@@ -3700,7 +3700,7 @@
                               <w:szCs w:val="16"/>
                               <w:lang w:val="es-MX"/>
                             </w:rPr>
-                            <w:t xml:space="preserve"> </w:t>
+                            <w:t xml:space="preserve"/>
                           </w:r>
                           <w:r>
                             <w:rPr>
@@ -3711,7 +3711,7 @@
                               <w:szCs w:val="16"/>
                               <w:lang w:val="es-MX"/>
                             </w:rPr>
-                            <w:t>15 abril 2025</w:t>
+                            <w:t/>
                           </w:r>
                         </w:p>
                         <w:p>
@@ -3734,7 +3734,7 @@
                               <w:szCs w:val="16"/>
                               <w:lang w:val="es-MX"/>
                             </w:rPr>
-                            <w:t xml:space="preserve"> 2015</w:t>
+                            <w:t xml:space="preserve"/>
                           </w:r>
                           <w:r>
                             <w:rPr>
@@ -3745,7 +3745,7 @@
                               <w:szCs w:val="16"/>
                               <w:lang w:val="es-MX"/>
                             </w:rPr>
-                            <w:t>.</w:t>
+                            <w:t/>
                           </w:r>
                           <w:r>
                             <w:rPr>
@@ -3756,7 +3756,7 @@
                               <w:szCs w:val="16"/>
                               <w:lang w:val="es-MX"/>
                             </w:rPr>
-                            <w:t>201</w:t>
+                            <w:t/>
                           </w:r>
                           <w:r>
                             <w:rPr>
@@ -3767,7 +3767,7 @@
                               <w:szCs w:val="16"/>
                               <w:lang w:val="es-MX"/>
                             </w:rPr>
-                            <w:t>2</w:t>
+                            <w:t/>
                           </w:r>
                         </w:p>
                       </w:txbxContent>
@@ -3862,7 +3862,7 @@
                         <w:szCs w:val="16"/>
                         <w:lang w:val="es-MX"/>
                       </w:rPr>
-                      <w:t xml:space="preserve">  </w:t>
+                      <w:t xml:space="preserve"/>
                     </w:r>
                     <w:r>
                       <w:rPr>
@@ -3873,7 +3873,7 @@
                         <w:szCs w:val="16"/>
                         <w:lang w:val="es-MX"/>
                       </w:rPr>
-                      <w:t xml:space="preserve">       </w:t>
+                      <w:t xml:space="preserve"/>
                     </w:r>
                     <w:r>
                       <w:rPr>
@@ -3884,7 +3884,7 @@
                         <w:szCs w:val="16"/>
                         <w:lang w:val="es-MX"/>
                       </w:rPr>
-                      <w:t xml:space="preserve"> </w:t>
+                      <w:t xml:space="preserve"/>
                     </w:r>
                     <w:r>
                       <w:rPr>
@@ -3895,7 +3895,7 @@
                         <w:szCs w:val="16"/>
                         <w:lang w:val="es-MX"/>
                       </w:rPr>
-                      <w:t xml:space="preserve"> </w:t>
+                      <w:t xml:space="preserve"/>
                     </w:r>
                     <w:r>
                       <w:rPr>
@@ -3906,7 +3906,7 @@
                         <w:szCs w:val="16"/>
                         <w:lang w:val="es-MX"/>
                       </w:rPr>
-                      <w:t>15 abril 2025</w:t>
+                      <w:t/>
                     </w:r>
                   </w:p>
                   <w:p>
@@ -3929,7 +3929,7 @@
                         <w:szCs w:val="16"/>
                         <w:lang w:val="es-MX"/>
                       </w:rPr>
-                      <w:t xml:space="preserve"> 2015</w:t>
+                      <w:t xml:space="preserve"/>
                     </w:r>
                     <w:r>
                       <w:rPr>
@@ -3940,7 +3940,7 @@
                         <w:szCs w:val="16"/>
                         <w:lang w:val="es-MX"/>
                       </w:rPr>
-                      <w:t>.</w:t>
+                      <w:t/>
                     </w:r>
                     <w:r>
                       <w:rPr>
@@ -3951,7 +3951,7 @@
                         <w:szCs w:val="16"/>
                         <w:lang w:val="es-MX"/>
                       </w:rPr>
-                      <w:t>201</w:t>
+                      <w:t/>
                     </w:r>
                     <w:r>
                       <w:rPr>
@@ -3962,7 +3962,7 @@
                         <w:szCs w:val="16"/>
                         <w:lang w:val="es-MX"/>
                       </w:rPr>
-                      <w:t>2</w:t>
+                      <w:t/>
                     </w:r>
                   </w:p>
                 </w:txbxContent>
@@ -4093,7 +4093,7 @@
                               <w:sz w:val="20"/>
                               <w:szCs w:val="20"/>
                             </w:rPr>
-                            <w:t xml:space="preserve"> </w:t>
+                            <w:t xml:space="preserve"/>
                           </w:r>
                           <w:r>
                             <w:rPr>
@@ -4101,7 +4101,7 @@
                               <w:sz w:val="20"/>
                               <w:szCs w:val="20"/>
                             </w:rPr>
-                            <w:t xml:space="preserve"> Polanco</w:t>
+                            <w:t xml:space="preserve"/>
                           </w:r>
                           <w:proofErr w:type="gramEnd"/>
                           <w:r>
@@ -4110,7 +4110,7 @@
                               <w:sz w:val="20"/>
                               <w:szCs w:val="20"/>
                             </w:rPr>
-                            <w:t xml:space="preserve"> III</w:t>
+                            <w:t xml:space="preserve"/>
                           </w:r>
                         </w:p>
                       </w:txbxContent>
@@ -4192,7 +4192,7 @@
                         <w:sz w:val="20"/>
                         <w:szCs w:val="20"/>
                       </w:rPr>
-                      <w:t xml:space="preserve"> </w:t>
+                      <w:t xml:space="preserve"/>
                     </w:r>
                     <w:r>
                       <w:rPr>
@@ -4200,7 +4200,7 @@
                         <w:sz w:val="20"/>
                         <w:szCs w:val="20"/>
                       </w:rPr>
-                      <w:t xml:space="preserve"> Polanco</w:t>
+                      <w:t xml:space="preserve"/>
                     </w:r>
                     <w:proofErr w:type="gramEnd"/>
                     <w:r>
@@ -4209,7 +4209,7 @@
                         <w:sz w:val="20"/>
                         <w:szCs w:val="20"/>
                       </w:rPr>
-                      <w:t xml:space="preserve"> III</w:t>
+                      <w:t xml:space="preserve"/>
                     </w:r>
                   </w:p>
                 </w:txbxContent>
